--- a/storage/app/template/Template_spd.docx
+++ b/storage/app/template/Template_spd.docx
@@ -337,14 +337,6 @@
           <w:sz w:val="24"/>
         </w:rPr>
       </w:pPr>
-      <w:r>
-        <w:rPr>
-          <w:b/>
-          <w:sz w:val="24"/>
-          <w:lang w:val="sv-SE"/>
-        </w:rPr>
-        <w:t xml:space="preserve">Plt. </w:t>
-      </w:r>
       <w:r>
         <w:rPr>
           <w:b/>
@@ -1541,7 +1533,7 @@
                 <v:stroke joinstyle="miter"/>
                 <v:path gradientshapeok="t" o:connecttype="rect"/>
               </v:shapetype>
-              <v:shape id="Text Box 2" o:spid="_x0000_s1026" type="#_x0000_t202" style="position:absolute;left:0;text-align:left;margin-left:39pt;margin-top:12.6pt;width:402pt;height:46.5pt;z-index:251655680;visibility:visible;mso-wrap-style:square;mso-width-percent:0;mso-height-percent:0;mso-wrap-distance-left:9pt;mso-wrap-distance-top:0;mso-wrap-distance-right:9pt;mso-wrap-distance-bottom:0;mso-position-horizontal:absolute;mso-position-horizontal-relative:text;mso-position-vertical:absolute;mso-position-vertical-relative:text;mso-width-percent:0;mso-height-percent:0;mso-width-relative:margin;mso-height-relative:margin;v-text-anchor:top" o:gfxdata="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" filled="f" strokecolor="black [3200]" strokeweight="2pt">
+              <v:shape id="Text Box 2" o:spid="_x0000_s1026" type="#_x0000_t202" style="position:absolute;left:0;text-align:left;margin-left:39pt;margin-top:12.6pt;width:402pt;height:46.5pt;z-index:251655680;visibility:visible;mso-wrap-style:square;mso-width-percent:0;mso-height-percent:0;mso-wrap-distance-left:9pt;mso-wrap-distance-top:0;mso-wrap-distance-right:9pt;mso-wrap-distance-bottom:0;mso-position-horizontal:absolute;mso-position-horizontal-relative:text;mso-position-vertical:absolute;mso-position-vertical-relative:text;mso-width-percent:0;mso-height-percent:0;mso-width-relative:margin;mso-height-relative:margin;v-text-anchor:top" o:gfxdata="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" filled="f" strokecolor="black [3200]" strokeweight="2pt">
                 <v:textbox>
                   <w:txbxContent>
                     <w:p>
@@ -2694,17 +2686,8 @@
                 <w:sz w:val="21"/>
                 <w:szCs w:val="21"/>
               </w:rPr>
-              <w:t xml:space="preserve"> </w:t>
-            </w:r>
-            <w:proofErr w:type="spellStart"/>
-            <w:r>
-              <w:rPr>
-                <w:sz w:val="21"/>
-                <w:szCs w:val="21"/>
-              </w:rPr>
-              <w:t>Dinas</w:t>
-            </w:r>
-            <w:proofErr w:type="spellEnd"/>
+              <w:t xml:space="preserve"> Dinas</w:t>
+            </w:r>
           </w:p>
         </w:tc>
         <w:tc>
@@ -4713,7 +4696,7 @@
               <w:rPr>
                 <w:lang w:val="sv-SE"/>
               </w:rPr>
-              <w:t>Kepala Subbagian Umum</w:t>
+              <w:t>Kepala</w:t>
             </w:r>
           </w:p>
           <w:p>
@@ -4751,80 +4734,45 @@
           <w:p>
             <w:pPr>
               <w:jc w:val="center"/>
-            </w:pPr>
+              <w:rPr>
+                <w:u w:val="single"/>
+              </w:rPr>
+            </w:pPr>
+            <w:r>
+              <w:rPr>
+                <w:u w:val="single"/>
+              </w:rPr>
+              <w:t>${</w:t>
+            </w:r>
             <w:proofErr w:type="spellStart"/>
             <w:r>
               <w:rPr>
                 <w:u w:val="single"/>
               </w:rPr>
-              <w:t>Kurnia</w:t>
+              <w:t>kepala</w:t>
             </w:r>
             <w:proofErr w:type="spellEnd"/>
             <w:r>
               <w:rPr>
                 <w:u w:val="single"/>
               </w:rPr>
-              <w:t xml:space="preserve"> Sari </w:t>
+              <w:t>}</w:t>
+            </w:r>
+          </w:p>
+          <w:p>
+            <w:pPr>
+              <w:jc w:val="center"/>
+            </w:pPr>
+            <w:r>
+              <w:t>NIP. ${</w:t>
             </w:r>
             <w:proofErr w:type="spellStart"/>
             <w:r>
-              <w:rPr>
-                <w:u w:val="single"/>
-              </w:rPr>
-              <w:t>Wardani</w:t>
+              <w:t>nipkepala</w:t>
             </w:r>
             <w:proofErr w:type="spellEnd"/>
             <w:r>
-              <w:rPr>
-                <w:u w:val="single"/>
-              </w:rPr>
-              <w:t xml:space="preserve"> SST, </w:t>
-            </w:r>
-            <w:proofErr w:type="spellStart"/>
-            <w:r>
-              <w:rPr>
-                <w:u w:val="single"/>
-              </w:rPr>
-              <w:t>M.Ec.Dev</w:t>
-            </w:r>
-            <w:proofErr w:type="spellEnd"/>
-            <w:r>
-              <w:rPr>
-                <w:u w:val="single"/>
-              </w:rPr>
-              <w:t>.</w:t>
-            </w:r>
-          </w:p>
-          <w:p>
-            <w:pPr>
-              <w:jc w:val="center"/>
-            </w:pPr>
-            <w:r>
-              <w:rPr>
-                <w:lang w:val="pt-BR"/>
-              </w:rPr>
-              <w:t xml:space="preserve">NIP. </w:t>
-            </w:r>
-            <w:r>
-              <w:t>19840830</w:t>
-            </w:r>
-            <w:r>
-              <w:t xml:space="preserve"> </w:t>
-            </w:r>
-            <w:r>
-              <w:t>200801</w:t>
-            </w:r>
-            <w:r>
-              <w:t xml:space="preserve"> </w:t>
-            </w:r>
-            <w:r>
-              <w:t>2</w:t>
-            </w:r>
-            <w:r>
-              <w:t xml:space="preserve"> </w:t>
-            </w:r>
-            <w:r>
-              <w:t>005</w:t>
+              <w:t>}</w:t>
             </w:r>
           </w:p>
         </w:tc>
@@ -8425,6 +8373,7 @@
     <w:lsdException w:name="HTML Sample" w:semiHidden="1" w:unhideWhenUsed="1"/>
     <w:lsdException w:name="HTML Typewriter" w:semiHidden="1" w:unhideWhenUsed="1"/>
     <w:lsdException w:name="HTML Variable" w:semiHidden="1" w:unhideWhenUsed="1"/>
+    <w:lsdException w:name="Normal Table" w:semiHidden="1" w:unhideWhenUsed="1"/>
     <w:lsdException w:name="annotation subject" w:semiHidden="1" w:unhideWhenUsed="1"/>
     <w:lsdException w:name="No List" w:semiHidden="1" w:unhideWhenUsed="1"/>
     <w:lsdException w:name="Outline List 1" w:semiHidden="1" w:unhideWhenUsed="1"/>
@@ -8467,8 +8416,11 @@
     <w:lsdException w:name="Table Contemporary" w:semiHidden="1" w:unhideWhenUsed="1"/>
     <w:lsdException w:name="Table Elegant" w:semiHidden="1" w:unhideWhenUsed="1"/>
     <w:lsdException w:name="Table Professional" w:semiHidden="1" w:unhideWhenUsed="1"/>
+    <w:lsdException w:name="Table Subtle 1" w:semiHidden="1" w:unhideWhenUsed="1"/>
     <w:lsdException w:name="Table Subtle 2" w:semiHidden="1" w:unhideWhenUsed="1"/>
     <w:lsdException w:name="Table Web 1" w:semiHidden="1" w:unhideWhenUsed="1"/>
+    <w:lsdException w:name="Table Web 2" w:semiHidden="1" w:unhideWhenUsed="1"/>
+    <w:lsdException w:name="Table Web 3" w:semiHidden="1" w:unhideWhenUsed="1"/>
     <w:lsdException w:name="Balloon Text" w:semiHidden="1" w:unhideWhenUsed="1"/>
     <w:lsdException w:name="Table Grid" w:uiPriority="39"/>
     <w:lsdException w:name="Table Theme" w:semiHidden="1" w:unhideWhenUsed="1"/>
